--- a/docs/bugs/AUDIT-kiosk-escape-vectors-2026-07-27.docx
+++ b/docs/bugs/AUDIT-kiosk-escape-vectors-2026-07-27.docx
@@ -325,6 +325,155 @@
         <w:rPr>
           <w:color w:val="4A3F8C"/>
         </w:rPr>
+        <w:t xml:space="preserve">⏭️ </w:t>
+      </w:r>
+      <w:r>
+        <w:rPr>
+          <w:b/>
+          <w:color w:val="4A3F8C"/>
+        </w:rPr>
+        <w:t>CẬP NHẬT PHẠM VI — QUYẾT ĐỊNH USER 2026-07-27:</w:t>
+      </w:r>
+      <w:r>
+        <w:rPr>
+          <w:color w:val="4A3F8C"/>
+        </w:rPr>
+        <w:t xml:space="preserve"> Máy kiosk ZCU </w:t>
+      </w:r>
+      <w:r>
+        <w:rPr>
+          <w:rFonts w:ascii="Courier New" w:hAnsi="Courier New"/>
+          <w:color w:val="F05922"/>
+          <w:sz w:val="18"/>
+        </w:rPr>
+        <w:t>192.168.0.101</w:t>
+      </w:r>
+      <w:r>
+        <w:rPr>
+          <w:color w:val="4A3F8C"/>
+        </w:rPr>
+        <w:t xml:space="preserve"> là </w:t>
+      </w:r>
+      <w:r>
+        <w:rPr>
+          <w:b/>
+          <w:color w:val="4A3F8C"/>
+        </w:rPr>
+        <w:t>màn hình CẢM ỨNG, KHÔNG có bàn phím vật lý</w:t>
+      </w:r>
+      <w:r>
+        <w:rPr>
+          <w:color w:val="4A3F8C"/>
+        </w:rPr>
+        <w:t xml:space="preserve">. Do đó </w:t>
+      </w:r>
+      <w:r>
+        <w:rPr>
+          <w:b/>
+          <w:color w:val="4A3F8C"/>
+        </w:rPr>
+        <w:t>TOÀN BỘ NHÓM 1 (Bàn phím / phím tắt) được đánh dấu ⏭️ KHÔNG ÁP DỤNG</w:t>
+      </w:r>
+      <w:r>
+        <w:rPr>
+          <w:color w:val="4A3F8C"/>
+        </w:rPr>
+        <w:t xml:space="preserve"> — các phím tắt (Super+1..9, Ctrl+Alt+Fx VT switch, Alt+SysRq, Alt+Space, Alt+F7/F8, switch-group, screenshot UI...) không thể kích hoạt khi không có bàn phím. User cũng quyết định </w:t>
+      </w:r>
+      <w:r>
+        <w:rPr>
+          <w:b/>
+          <w:color w:val="4A3F8C"/>
+        </w:rPr>
+        <w:t>GIỮ NGUYÊN</w:t>
+      </w:r>
+      <w:r>
+        <w:rPr>
+          <w:color w:val="4A3F8C"/>
+        </w:rPr>
+        <w:t xml:space="preserve"> user </w:t>
+      </w:r>
+      <w:r>
+        <w:rPr>
+          <w:rFonts w:ascii="Courier New" w:hAnsi="Courier New"/>
+          <w:color w:val="F05922"/>
+          <w:sz w:val="18"/>
+        </w:rPr>
+        <w:t>kztek</w:t>
+      </w:r>
+      <w:r>
+        <w:rPr>
+          <w:color w:val="4A3F8C"/>
+        </w:rPr>
+        <w:t xml:space="preserve"> trong group </w:t>
+      </w:r>
+      <w:r>
+        <w:rPr>
+          <w:rFonts w:ascii="Courier New" w:hAnsi="Courier New"/>
+          <w:color w:val="F05922"/>
+          <w:sz w:val="18"/>
+        </w:rPr>
+        <w:t>sudo</w:t>
+      </w:r>
+      <w:r>
+        <w:rPr>
+          <w:color w:val="4A3F8C"/>
+        </w:rPr>
+        <w:t xml:space="preserve"> (cần cho luồng deploy agent). Phần vá thực tế (F10) CHỈ tập trung vào: (A) chặn </w:t>
+      </w:r>
+      <w:r>
+        <w:rPr>
+          <w:b/>
+          <w:color w:val="4A3F8C"/>
+        </w:rPr>
+        <w:t>cử chỉ cảm ứng</w:t>
+      </w:r>
+      <w:r>
+        <w:rPr>
+          <w:color w:val="4A3F8C"/>
+        </w:rPr>
+        <w:t xml:space="preserve"> mở overview, (B) </w:t>
+      </w:r>
+      <w:r>
+        <w:rPr>
+          <w:b/>
+          <w:color w:val="4A3F8C"/>
+        </w:rPr>
+        <w:t>watchdog</w:t>
+      </w:r>
+      <w:r>
+        <w:rPr>
+          <w:color w:val="4A3F8C"/>
+        </w:rPr>
+        <w:t xml:space="preserve"> tự khởi động lại app kiosk. Xem </w:t>
+      </w:r>
+      <w:r>
+        <w:rPr>
+          <w:rFonts w:ascii="Courier New" w:hAnsi="Courier New"/>
+          <w:color w:val="F05922"/>
+          <w:sz w:val="18"/>
+        </w:rPr>
+        <w:t>BUG-ccu-ui-findings-2026-07-26.md</w:t>
+      </w:r>
+      <w:r>
+        <w:rPr>
+          <w:color w:val="4A3F8C"/>
+        </w:rPr>
+        <w:t xml:space="preserve"> F10.</w:t>
+      </w:r>
+    </w:p>
+    <w:p>
+      <w:pPr>
+        <w:spacing w:before="40" w:after="40"/>
+        <w:ind w:left="567"/>
+        <w:pBdr>
+          <w:left w:val="single" w:sz="12" w:space="10" w:color="F05922"/>
+        </w:pBdr>
+      </w:pPr>
+      <w:r>
+        <w:rPr>
+          <w:color w:val="4A3F8C"/>
+        </w:rPr>
         <w:t xml:space="preserve">⚠️ </w:t>
       </w:r>
       <w:r>
@@ -332,7 +481,7 @@
           <w:b/>
           <w:color w:val="4A3F8C"/>
         </w:rPr>
-        <w:t>PHÁT HIỆN NGHIÊM TRỌNG NHẤT:</w:t>
+        <w:t>PHÁT HIỆN NGHIÊM TRỌNG NHẤT (nhóm bàn phím — nay ⏭️ KHÔNG ÁP DỤNG vì máy không có bàn phím):</w:t>
       </w:r>
       <w:r>
         <w:rPr>
@@ -406,7 +555,14 @@
         <w:rPr>
           <w:color w:val="4A3F8C"/>
         </w:rPr>
-        <w:t>. Đã kiểm chứng bằng xdotool + screenshot thật. Đây là lỗ hổng phá vỡ TOÀN BỘ lockdown F09.</w:t>
+        <w:t xml:space="preserve">. Đã kiểm chứng bằng xdotool + screenshot thật. </w:t>
+      </w:r>
+      <w:r>
+        <w:rPr>
+          <w:i/>
+          <w:color w:val="4A3F8C"/>
+        </w:rPr>
+        <w:t>Trên máy cảm ứng không bàn phím thì không khai thác được qua phím — nhưng vẫn khai thác được nếu ai đó CẮM bàn phím USB vào; ghi nhận để cân nhắc nếu cổng USB không bị khoá vật lý.</w:t>
       </w:r>
     </w:p>
     <w:p>
@@ -974,7 +1130,35 @@
           <w:color w:val="4A3F8C"/>
           <w:sz w:val="24"/>
         </w:rPr>
-        <w:t>Nhóm 1 — Bàn phím / phím tắt GNOME</w:t>
+        <w:t>Nhóm 1 — Bàn phím / phím tắt GNOME — ⏭️ TOÀN BỘ KHÔNG ÁP DỤNG (máy không có bàn phím — quyết định user 2026-07-27)</w:t>
+      </w:r>
+    </w:p>
+    <w:p>
+      <w:pPr>
+        <w:spacing w:before="40" w:after="40"/>
+        <w:ind w:left="567"/>
+        <w:pBdr>
+          <w:left w:val="single" w:sz="12" w:space="10" w:color="F05922"/>
+        </w:pBdr>
+      </w:pPr>
+      <w:r>
+        <w:rPr>
+          <w:color w:val="4A3F8C"/>
+        </w:rPr>
+        <w:t xml:space="preserve">⏭️ </w:t>
+      </w:r>
+      <w:r>
+        <w:rPr>
+          <w:b/>
+          <w:color w:val="4A3F8C"/>
+        </w:rPr>
+        <w:t>Cả nhóm này KHÔNG được vá theo quyết định user:</w:t>
+      </w:r>
+      <w:r>
+        <w:rPr>
+          <w:color w:val="4A3F8C"/>
+        </w:rPr>
+        <w:t xml:space="preserve"> máy kiosk chỉ có màn cảm ứng, không bàn phím vật lý → không kích hoạt được các phím tắt dưới đây. Bảng giữ lại để tham chiếu (nếu tương lai gắn bàn phím USB thì xem lại). Trạng thái gốc bên dưới là kết quả audit ban đầu, KHÔNG phản ánh việc đã vá.</w:t>
       </w:r>
     </w:p>
     <w:tbl>
@@ -4977,7 +5161,14 @@
               <w:rPr>
                 <w:sz w:val="20"/>
               </w:rPr>
-              <w:t>⚠️ Cần thử tay</w:t>
+              <w:t xml:space="preserve">✅ Đã vá (F10) — </w:t>
+            </w:r>
+            <w:r>
+              <w:rPr>
+                <w:b/>
+                <w:sz w:val="20"/>
+              </w:rPr>
+              <w:t>cần user thử tay xác nhận</w:t>
             </w:r>
           </w:p>
         </w:tc>
@@ -5017,14 +5208,69 @@
               <w:rPr>
                 <w:sz w:val="20"/>
               </w:rPr>
-              <w:t xml:space="preserve">Đã biết từ F09: GNOME 40+ hard-code, không có key dconf. Giảm nhẹ: đã ẩn Activities + search (Just Perfection). </w:t>
+              <w:t xml:space="preserve">Đã biết từ F09: GNOME 40+ hard-code, không có key dconf. </w:t>
             </w:r>
             <w:r>
               <w:rPr>
                 <w:b/>
                 <w:sz w:val="20"/>
               </w:rPr>
-              <w:t>Không giả lập qua SSH được.</w:t>
+              <w:t>F10 (2026-07-27):</w:t>
+            </w:r>
+            <w:r>
+              <w:rPr>
+                <w:sz w:val="20"/>
+              </w:rPr>
+              <w:t xml:space="preserve"> cài extension GNOME Shell cục bộ </w:t>
+            </w:r>
+            <w:r>
+              <w:rPr>
+                <w:rFonts w:ascii="Courier New" w:hAnsi="Courier New"/>
+                <w:color w:val="F05922"/>
+                <w:sz w:val="20"/>
+              </w:rPr>
+              <w:t>disable-overview-gestures@kztek</w:t>
+            </w:r>
+            <w:r>
+              <w:rPr>
+                <w:sz w:val="20"/>
+              </w:rPr>
+              <w:t xml:space="preserve"> vô hiệu HOÀN TOÀN overview (override </w:t>
+            </w:r>
+            <w:r>
+              <w:rPr>
+                <w:rFonts w:ascii="Courier New" w:hAnsi="Courier New"/>
+                <w:color w:val="F05922"/>
+                <w:sz w:val="20"/>
+              </w:rPr>
+              <w:t>Main.overview.show</w:t>
+            </w:r>
+            <w:r>
+              <w:rPr>
+                <w:sz w:val="20"/>
+              </w:rPr>
+              <w:t>/</w:t>
+            </w:r>
+            <w:r>
+              <w:rPr>
+                <w:rFonts w:ascii="Courier New" w:hAnsi="Courier New"/>
+                <w:color w:val="F05922"/>
+                <w:sz w:val="20"/>
+              </w:rPr>
+              <w:t>showApps</w:t>
+            </w:r>
+            <w:r>
+              <w:rPr>
+                <w:sz w:val="20"/>
+              </w:rPr>
+              <w:t xml:space="preserve"> + hide-on-showing + tắt SwipeTracker) — chặn theo MỌI trigger, không cần nhận diện từng cử chỉ. </w:t>
+            </w:r>
+            <w:r>
+              <w:rPr>
+                <w:b/>
+                <w:sz w:val="20"/>
+              </w:rPr>
+              <w:t>VM test không có touchscreen vật lý → không giả lập được, cần user thử tay.</w:t>
             </w:r>
           </w:p>
         </w:tc>
@@ -5044,7 +5290,7 @@
               <w:rPr>
                 <w:sz w:val="20"/>
               </w:rPr>
-              <w:t xml:space="preserve">Xem hướng dẫn thử tay §3. Chặn triệt để cần session </w:t>
+              <w:t xml:space="preserve">✅ Đã triển khai cách chặn config-lockable (F10). Chặn triệt để về lâu dài vẫn nên session </w:t>
             </w:r>
             <w:r>
               <w:rPr>
@@ -5072,7 +5318,7 @@
               <w:rPr>
                 <w:sz w:val="20"/>
               </w:rPr>
-              <w:t>.</w:t>
+              <w:t xml:space="preserve"> (backlog).</w:t>
             </w:r>
           </w:p>
         </w:tc>
@@ -5113,7 +5359,14 @@
               <w:rPr>
                 <w:sz w:val="20"/>
               </w:rPr>
-              <w:t>⚠️ Cần thử tay</w:t>
+              <w:t xml:space="preserve">✅ Đã vá (F10) — </w:t>
+            </w:r>
+            <w:r>
+              <w:rPr>
+                <w:b/>
+                <w:sz w:val="20"/>
+              </w:rPr>
+              <w:t>cần user thử tay xác nhận</w:t>
             </w:r>
           </w:p>
         </w:tc>
@@ -5151,7 +5404,7 @@
               <w:rPr>
                 <w:sz w:val="20"/>
               </w:rPr>
-              <w:t>User báo chính đường này bung overview trước đây. Không giả lập touch thật qua SSH.</w:t>
+              <w:t>User báo chính đường này bung overview. F10 chặn overview theo mọi trigger nên long-press cũng không mở được overview. Menu ngữ cảnh desktop đã inert (Nhóm 2). Không giả lập touch qua SSH.</w:t>
             </w:r>
           </w:p>
         </w:tc>
@@ -5170,7 +5423,7 @@
               <w:rPr>
                 <w:sz w:val="20"/>
               </w:rPr>
-              <w:t>Thử tay §3.</w:t>
+              <w:t>Thử tay §3 (mục 2).</w:t>
             </w:r>
           </w:p>
         </w:tc>
@@ -5559,7 +5812,14 @@
               <w:rPr>
                 <w:sz w:val="20"/>
               </w:rPr>
-              <w:t>🔴 CÒN HỞ</w:t>
+              <w:t xml:space="preserve">✅ Đã vá (F10) — </w:t>
+            </w:r>
+            <w:r>
+              <w:rPr>
+                <w:b/>
+                <w:sz w:val="20"/>
+              </w:rPr>
+              <w:t>kiểm chứng thật bằng binary giả</w:t>
             </w:r>
           </w:p>
         </w:tc>
@@ -5614,20 +5874,90 @@
               <w:rPr>
                 <w:sz w:val="20"/>
               </w:rPr>
-              <w:t xml:space="preserve"> chạy 1 lần). Hiện tại app </w:t>
+              <w:t xml:space="preserve"> chạy 1 lần). </w:t>
             </w:r>
             <w:r>
               <w:rPr>
                 <w:b/>
                 <w:sz w:val="20"/>
               </w:rPr>
-              <w:t>không chạy</w:t>
-            </w:r>
-            <w:r>
-              <w:rPr>
-                <w:sz w:val="20"/>
-              </w:rPr>
-              <w:t xml:space="preserve"> → desktop trống.</w:t>
+              <w:t>F10 (2026-07-27):</w:t>
+            </w:r>
+            <w:r>
+              <w:rPr>
+                <w:sz w:val="20"/>
+              </w:rPr>
+              <w:t xml:space="preserve"> thêm systemd USER service </w:t>
+            </w:r>
+            <w:r>
+              <w:rPr>
+                <w:rFonts w:ascii="Courier New" w:hAnsi="Courier New"/>
+                <w:color w:val="F05922"/>
+                <w:sz w:val="20"/>
+              </w:rPr>
+              <w:t>ipgs-kiosk-app.service</w:t>
+            </w:r>
+            <w:r>
+              <w:rPr>
+                <w:sz w:val="20"/>
+              </w:rPr>
+              <w:t xml:space="preserve"> (</w:t>
+            </w:r>
+            <w:r>
+              <w:rPr>
+                <w:rFonts w:ascii="Courier New" w:hAnsi="Courier New"/>
+                <w:color w:val="F05922"/>
+                <w:sz w:val="20"/>
+              </w:rPr>
+              <w:t>Restart=always</w:t>
+            </w:r>
+            <w:r>
+              <w:rPr>
+                <w:sz w:val="20"/>
+              </w:rPr>
+              <w:t xml:space="preserve">, </w:t>
+            </w:r>
+            <w:r>
+              <w:rPr>
+                <w:rFonts w:ascii="Courier New" w:hAnsi="Courier New"/>
+                <w:color w:val="F05922"/>
+                <w:sz w:val="20"/>
+              </w:rPr>
+              <w:t>RestartSec=3</w:t>
+            </w:r>
+            <w:r>
+              <w:rPr>
+                <w:sz w:val="20"/>
+              </w:rPr>
+              <w:t xml:space="preserve">, </w:t>
+            </w:r>
+            <w:r>
+              <w:rPr>
+                <w:rFonts w:ascii="Courier New" w:hAnsi="Courier New"/>
+                <w:color w:val="F05922"/>
+                <w:sz w:val="20"/>
+              </w:rPr>
+              <w:t>StartLimitBurst=5/60s</w:t>
+            </w:r>
+            <w:r>
+              <w:rPr>
+                <w:sz w:val="20"/>
+              </w:rPr>
+              <w:t xml:space="preserve"> chống loop khi binary chưa có), checkbox Watchdog trong KioskDeployWindow (mặc định bật); khi bật thì bỏ autostart </w:t>
+            </w:r>
+            <w:r>
+              <w:rPr>
+                <w:rFonts w:ascii="Courier New" w:hAnsi="Courier New"/>
+                <w:color w:val="F05922"/>
+                <w:sz w:val="20"/>
+              </w:rPr>
+              <w:t>.desktop</w:t>
+            </w:r>
+            <w:r>
+              <w:rPr>
+                <w:sz w:val="20"/>
+              </w:rPr>
+              <w:t xml:space="preserve"> để tránh 2 instance. Kiểm chứng thật trên ZCU bằng binary giả: kill MainPID → tự restart (NRestarts=1); binary không tồn tại → dừng sau 5 lần (không loop). Đã gỡ sạch test.</w:t>
             </w:r>
           </w:p>
         </w:tc>
@@ -5647,7 +5977,7 @@
               <w:rPr>
                 <w:sz w:val="20"/>
               </w:rPr>
-              <w:t xml:space="preserve">Chạy app qua systemd </w:t>
+              <w:t xml:space="preserve">✅ Đã triển khai qua systemd </w:t>
             </w:r>
             <w:r>
               <w:rPr>
@@ -5661,63 +5991,7 @@
               <w:rPr>
                 <w:sz w:val="20"/>
               </w:rPr>
-              <w:t xml:space="preserve"> service </w:t>
-            </w:r>
-            <w:r>
-              <w:rPr>
-                <w:rFonts w:ascii="Courier New" w:hAnsi="Courier New"/>
-                <w:color w:val="F05922"/>
-                <w:sz w:val="20"/>
-              </w:rPr>
-              <w:t>Restart=always</w:t>
-            </w:r>
-            <w:r>
-              <w:rPr>
-                <w:sz w:val="20"/>
-              </w:rPr>
-              <w:t xml:space="preserve"> (hoặc </w:t>
-            </w:r>
-            <w:r>
-              <w:rPr>
-                <w:rFonts w:ascii="Courier New" w:hAnsi="Courier New"/>
-                <w:color w:val="F05922"/>
-                <w:sz w:val="20"/>
-              </w:rPr>
-              <w:t>gnome-kiosk</w:t>
-            </w:r>
-            <w:r>
-              <w:rPr>
-                <w:sz w:val="20"/>
-              </w:rPr>
-              <w:t xml:space="preserve"> session), không dựa vào autostart </w:t>
-            </w:r>
-            <w:r>
-              <w:rPr>
-                <w:rFonts w:ascii="Courier New" w:hAnsi="Courier New"/>
-                <w:color w:val="F05922"/>
-                <w:sz w:val="20"/>
-              </w:rPr>
-              <w:t>.desktop</w:t>
-            </w:r>
-            <w:r>
-              <w:rPr>
-                <w:sz w:val="20"/>
-              </w:rPr>
-              <w:t xml:space="preserve">. Sửa </w:t>
-            </w:r>
-            <w:r>
-              <w:rPr>
-                <w:rFonts w:ascii="Courier New" w:hAnsi="Courier New"/>
-                <w:color w:val="F05922"/>
-                <w:sz w:val="20"/>
-              </w:rPr>
-              <w:t>Exec=</w:t>
-            </w:r>
-            <w:r>
-              <w:rPr>
-                <w:sz w:val="20"/>
-              </w:rPr>
-              <w:t xml:space="preserve"> trỏ đúng binary.</w:t>
+              <w:t xml:space="preserve"> service (F10).</w:t>
             </w:r>
           </w:p>
         </w:tc>
@@ -9165,7 +9439,7 @@
           <w:color w:val="F05922"/>
           <w:sz w:val="28"/>
         </w:rPr>
-        <w:t>4. Kết luận — đánh giá thẳng mức an toàn</w:t>
+        <w:t>4. Kết luận — đánh giá thẳng mức an toàn (viết lại theo bối cảnh CHỈ CẢM ỨNG, 2026-07-27)</w:t>
       </w:r>
     </w:p>
     <w:p>
@@ -9177,7 +9451,65 @@
           <w:b/>
           <w:sz w:val="21"/>
         </w:rPr>
-        <w:t>Kiosk hiện tại KHÔNG an toàn để đưa ra môi trường công cộng.</w:t>
+        <w:t>Bối cảnh quyết định:</w:t>
+      </w:r>
+      <w:r>
+        <w:rPr>
+          <w:sz w:val="21"/>
+        </w:rPr>
+        <w:t xml:space="preserve"> máy kiosk ZCU là </w:t>
+      </w:r>
+      <w:r>
+        <w:rPr>
+          <w:b/>
+          <w:sz w:val="21"/>
+        </w:rPr>
+        <w:t>màn hình cảm ứng, KHÔNG có bàn phím vật lý</w:t>
+      </w:r>
+      <w:r>
+        <w:rPr>
+          <w:sz w:val="21"/>
+        </w:rPr>
+        <w:t xml:space="preserve">. Đây là thay đổi giả định quan trọng so với bản audit gốc: </w:t>
+      </w:r>
+      <w:r>
+        <w:rPr>
+          <w:b/>
+          <w:sz w:val="21"/>
+        </w:rPr>
+        <w:t>toàn bộ nhóm lỗ phím tắt (Nhóm 1) trở thành KHÔNG ÁP DỤNG</w:t>
+      </w:r>
+      <w:r>
+        <w:rPr>
+          <w:sz w:val="21"/>
+        </w:rPr>
+        <w:t xml:space="preserve"> vì không có phím để bấm — bao gồm cả phát hiện "nghiêm trọng nhất" ban đầu (Super+1..9 mở Terminal/Nautilus). User cũng quyết định </w:t>
+      </w:r>
+      <w:r>
+        <w:rPr>
+          <w:b/>
+          <w:sz w:val="21"/>
+        </w:rPr>
+        <w:t>giữ nguyên `kztek` trong group `sudo`</w:t>
+      </w:r>
+      <w:r>
+        <w:rPr>
+          <w:sz w:val="21"/>
+        </w:rPr>
+        <w:t xml:space="preserve"> (cần cho luồng deploy agent). Vì vậy vector tấn công thực tế thu hẹp về đúng những gì làm được </w:t>
+      </w:r>
+      <w:r>
+        <w:rPr>
+          <w:b/>
+          <w:sz w:val="21"/>
+        </w:rPr>
+        <w:t>bằng ngón tay trên màn cảm ứng</w:t>
+      </w:r>
+      <w:r>
+        <w:rPr>
+          <w:sz w:val="21"/>
+        </w:rPr>
+        <w:t>.</w:t>
       </w:r>
     </w:p>
     <w:p>
@@ -9186,104 +9518,116 @@
       </w:pPr>
       <w:r>
         <w:rPr>
+          <w:b/>
           <w:sz w:val="21"/>
         </w:rPr>
-        <w:t xml:space="preserve">F09 (dconf system-db + lock) </w:t>
+        <w:t>Với ràng buộc chỉ-cảm-ứng, 2 vector còn thực sự nguy hiểm đã được xử lý ở F10:</w:t>
+      </w:r>
+    </w:p>
+    <w:p>
+      <w:pPr>
+        <w:spacing w:after="20"/>
+        <w:ind w:left="567" w:hanging="283"/>
+      </w:pPr>
+      <w:r>
+        <w:rPr>
+          <w:sz w:val="21"/>
+        </w:rPr>
+        <w:t>1.</w:t>
+        <w:tab/>
       </w:r>
       <w:r>
         <w:rPr>
           <w:b/>
           <w:sz w:val="21"/>
         </w:rPr>
-        <w:t>có hoạt động đúng</w:t>
+        <w:t>Cử chỉ cảm ứng mở Activities overview</w:t>
       </w:r>
       <w:r>
         <w:rPr>
           <w:sz w:val="21"/>
         </w:rPr>
-        <w:t xml:space="preserve"> cho tập key nó bao phủ (đã kiểm chứng </w:t>
-      </w:r>
-      <w:r>
-        <w:rPr>
-          <w:rFonts w:ascii="Courier New" w:hAnsi="Courier New"/>
-          <w:color w:val="F05922"/>
-          <w:sz w:val="18"/>
-        </w:rPr>
-        <w:t>writable=false</w:t>
-      </w:r>
-      <w:r>
-        <w:rPr>
-          <w:sz w:val="21"/>
-        </w:rPr>
-        <w:t xml:space="preserve">), nhưng </w:t>
+        <w:t xml:space="preserve"> (vuốt đa chạm/edge-swipe/hot-corner/long-press) — F09 (dconf) không chặn được vì đây là hành vi hard-code GNOME 42 không có key cấu hình. </w:t>
       </w:r>
       <w:r>
         <w:rPr>
           <w:b/>
           <w:sz w:val="21"/>
         </w:rPr>
-        <w:t>danh sách khoá bị thiếu nhiều key nguy hiểm</w:t>
+        <w:t>F10 đã vá</w:t>
       </w:r>
       <w:r>
         <w:rPr>
           <w:sz w:val="21"/>
         </w:rPr>
-        <w:t xml:space="preserve"> — nghiêm trọng nhất là </w:t>
+        <w:t xml:space="preserve"> bằng extension GNOME Shell cục bộ vô hiệu HOÀN TOÀN overview theo mọi trigger (không chỉ ẩn ô search như F09). Cần user thử tay xác nhận trên màn cảm ứng thật (VM test không có touchscreen để giả lập).</w:t>
       </w:r>
-      <w:r>
-        <w:rPr>
-          <w:rFonts w:ascii="Courier New" w:hAnsi="Courier New"/>
-          <w:color w:val="F05922"/>
-          <w:sz w:val="18"/>
-        </w:rPr>
-        <w:t>switch-to-application-1..9</w:t>
-      </w:r>
+    </w:p>
+    <w:p>
+      <w:pPr>
+        <w:spacing w:after="20"/>
+        <w:ind w:left="567" w:hanging="283"/>
+      </w:pPr>
       <w:r>
         <w:rPr>
           <w:sz w:val="21"/>
         </w:rPr>
-        <w:t xml:space="preserve"> (Super+1..9), cho phép </w:t>
+        <w:t>2.</w:t>
+        <w:tab/>
       </w:r>
       <w:r>
         <w:rPr>
           <w:b/>
           <w:sz w:val="21"/>
         </w:rPr>
-        <w:t>mở thẳng GNOME Terminal (Super+4) và Nautilus (Super+1)</w:t>
+        <w:t>App kiosk không tự khởi động lại</w:t>
       </w:r>
       <w:r>
         <w:rPr>
           <w:sz w:val="21"/>
         </w:rPr>
-        <w:t xml:space="preserve"> chỉ bằng một tổ hợp phím vật lý, đã chứng minh bằng ảnh chụp thật. Khi đã có terminal + user </w:t>
+        <w:t xml:space="preserve"> khi đóng/crash → lộ desktop GNOME trống, phơi bày mọi thứ. </w:t>
+      </w:r>
+      <w:r>
+        <w:rPr>
+          <w:b/>
+          <w:sz w:val="21"/>
+        </w:rPr>
+        <w:t>F10 đã vá</w:t>
+      </w:r>
+      <w:r>
+        <w:rPr>
+          <w:sz w:val="21"/>
+        </w:rPr>
+        <w:t xml:space="preserve"> bằng systemd user service </w:t>
       </w:r>
       <w:r>
         <w:rPr>
           <w:rFonts w:ascii="Courier New" w:hAnsi="Courier New"/>
           <w:color w:val="F05922"/>
-          <w:sz w:val="18"/>
+          <w:sz w:val="21"/>
         </w:rPr>
-        <w:t>kztek</w:t>
+        <w:t>Restart=always</w:t>
       </w:r>
       <w:r>
         <w:rPr>
           <w:sz w:val="21"/>
         </w:rPr>
-        <w:t xml:space="preserve"> nằm trong group </w:t>
+        <w:t xml:space="preserve"> + chống-loop </w:t>
       </w:r>
       <w:r>
         <w:rPr>
           <w:rFonts w:ascii="Courier New" w:hAnsi="Courier New"/>
           <w:color w:val="F05922"/>
-          <w:sz w:val="18"/>
+          <w:sz w:val="21"/>
         </w:rPr>
-        <w:t>sudo</w:t>
+        <w:t>StartLimit</w:t>
       </w:r>
       <w:r>
         <w:rPr>
           <w:sz w:val="21"/>
         </w:rPr>
-        <w:t xml:space="preserve"> + home ghi được, kẻ tấn công tại chỗ có thể: chạy lệnh tùy ý, gỡ toàn bộ dconf lock (nếu biết mật khẩu → root), cài cửa hậu bền vững. Bên cạnh đó còn hàng loạt đường phụ chưa chặn: VT switch (Ctrl+Alt+Fx), USB automount-open, Alt+SysRq, và bộ phím WM (Super+h/Alt+Space/Alt+F7/Ctrl+Alt+Tab...).</w:t>
+        <w:t>; đã kiểm chứng thật bằng binary giả (restart đúng + không loop) rồi gỡ sạch.</w:t>
       </w:r>
     </w:p>
     <w:p>
@@ -9292,22 +9636,63 @@
       </w:pPr>
       <w:r>
         <w:rPr>
+          <w:b/>
           <w:sz w:val="21"/>
         </w:rPr>
-        <w:t xml:space="preserve">Ngoài ra app kiosk </w:t>
+        <w:t>Các vector còn lại — mức rủi ro trên máy chỉ-cảm-ứng:</w:t>
+      </w:r>
+      <w:r>
+        <w:rPr>
+          <w:sz w:val="21"/>
+        </w:rPr>
+        <w:t xml:space="preserve"> menu ngữ cảnh chuột phải desktop đã inert; hot corner đã tắt+lock; lock screen đã vô hiệu. USB automount-open (cắm USB tự mở Nautilus) vẫn còn hở </w:t>
       </w:r>
       <w:r>
         <w:rPr>
           <w:b/>
           <w:sz w:val="21"/>
         </w:rPr>
-        <w:t>không chạy và không có watchdog</w:t>
+        <w:t>nếu</w:t>
       </w:r>
       <w:r>
         <w:rPr>
           <w:sz w:val="21"/>
         </w:rPr>
-        <w:t xml:space="preserve"> — bản thân màn hình đang là desktop GNOME trống, phơi bày mọi vector trên ngay lập tức.</w:t>
+        <w:t xml:space="preserve"> có người cắm USB vật lý — đây là vector cảm-ứng-độc-lập, nên cân nhắc vá </w:t>
+      </w:r>
+      <w:r>
+        <w:rPr>
+          <w:rFonts w:ascii="Courier New" w:hAnsi="Courier New"/>
+          <w:color w:val="F05922"/>
+          <w:sz w:val="18"/>
+        </w:rPr>
+        <w:t>automount-open=false</w:t>
+      </w:r>
+      <w:r>
+        <w:rPr>
+          <w:sz w:val="21"/>
+        </w:rPr>
+        <w:t xml:space="preserve"> ở đợt sau (ngoài phạm vi F10 do user đã chốt scope). Các đường qua bàn phím (VT switch, SysRq, Super+</w:t>
+      </w:r>
+      <w:r>
+        <w:rPr>
+          <w:i/>
+          <w:sz w:val="21"/>
+        </w:rPr>
+        <w:t xml:space="preserve">) chỉ khai thác được nếu </w:t>
+      </w:r>
+      <w:r>
+        <w:rPr>
+          <w:i/>
+          <w:sz w:val="21"/>
+        </w:rPr>
+        <w:t>cắm thêm bàn phím USB</w:t>
+      </w:r>
+      <w:r>
+        <w:rPr>
+          <w:sz w:val="21"/>
+        </w:rPr>
+        <w:t>* — nằm ngoài mô hình đe doạ đã chốt.</w:t>
       </w:r>
     </w:p>
     <w:p>
@@ -9325,20 +9710,48 @@
         <w:rPr>
           <w:sz w:val="21"/>
         </w:rPr>
-        <w:t xml:space="preserve"> vá gấp nhóm P1 (khoá Super+1..9 + dọn favorites + watchdog app + gỡ/chặn Terminal/Nautilus/firefox) là bắt buộc trước bất kỳ release nào. Về lâu dài, cách bền vững nhất là chuyển sang </w:t>
+        <w:t xml:space="preserve"> với thiết bị cảm ứng, sau khi triển khai F10 (extension chặn overview + watchdog) và user thử tay xác nhận cử chỉ đã bị chặn, mức an toàn đủ cho vận hành. Về lâu dài, cách bền vững nhất vẫn là </w:t>
       </w:r>
       <w:r>
         <w:rPr>
           <w:b/>
           <w:sz w:val="21"/>
         </w:rPr>
-        <w:t>session kiosk chuyên dụng (`gnome-kiosk` hoặc compositor `cage`)</w:t>
+        <w:t>session kiosk chuyên dụng (`gnome-kiosk`/`cage`)</w:t>
       </w:r>
       <w:r>
         <w:rPr>
           <w:sz w:val="21"/>
         </w:rPr>
-        <w:t xml:space="preserve"> thay vì khoá từng phím trên GNOME Shell đầy đủ — vì cách khoá-từng-key luôn có nguy cơ bỏ sót (đúng như audit này phát hiện), và mọi thứ đổ vỡ nếu user có được một terminal + sudo.</w:t>
+        <w:t xml:space="preserve"> — không có overview/gesture ngay từ compositor, không phụ thuộc override JS của extension (có thể vỡ khi nâng GNOME). Gói chưa có cho Ubuntu 22.04 → giữ trong backlog. Nếu môi trường có nguy cơ ai đó cắm bàn phím/USB vật lý, cân nhắc thêm: khoá cổng USB vật lý, </w:t>
+      </w:r>
+      <w:r>
+        <w:rPr>
+          <w:rFonts w:ascii="Courier New" w:hAnsi="Courier New"/>
+          <w:color w:val="F05922"/>
+          <w:sz w:val="18"/>
+        </w:rPr>
+        <w:t>automount-open=false</w:t>
+      </w:r>
+      <w:r>
+        <w:rPr>
+          <w:sz w:val="21"/>
+        </w:rPr>
+        <w:t xml:space="preserve">, và (nếu chấp nhận đánh đổi vận hành) tách user bảo trì khỏi </w:t>
+      </w:r>
+      <w:r>
+        <w:rPr>
+          <w:rFonts w:ascii="Courier New" w:hAnsi="Courier New"/>
+          <w:color w:val="F05922"/>
+          <w:sz w:val="18"/>
+        </w:rPr>
+        <w:t>sudo</w:t>
+      </w:r>
+      <w:r>
+        <w:rPr>
+          <w:sz w:val="21"/>
+        </w:rPr>
+        <w:t>.</w:t>
       </w:r>
     </w:p>
     <w:p>
